--- a/reviews, responses, and recommendations/Cikara et al - 2014 - Their pain gives us pleasure/3 recommendation/ERROR decision & recommendation - Cikara et al. 2014.docx
+++ b/reviews, responses, and recommendations/Cikara et al - 2014 - Their pain gives us pleasure/3 recommendation/ERROR decision & recommendation - Cikara et al. 2014.docx
@@ -1384,13 +1384,7 @@
         <w:rPr>
           <w:lang w:val="en-US"/>
         </w:rPr>
-        <w:t xml:space="preserve">I also thank </w:t>
-      </w:r>
-      <w:r>
-        <w:rPr>
-          <w:lang w:val="en-US"/>
-        </w:rPr>
-        <w:t xml:space="preserve">Dr. </w:t>
+        <w:t xml:space="preserve">I also thank Dr. </w:t>
       </w:r>
       <w:r>
         <w:rPr>
@@ -2395,13 +2389,23 @@
       </w:rPr>
       <w:t xml:space="preserve">. </w:t>
     </w:r>
+    <w:hyperlink r:id="rId1" w:history="1">
+      <w:r>
+        <w:rPr>
+          <w:rStyle w:val="Hyperlink"/>
+          <w:sz w:val="20"/>
+          <w:szCs w:val="20"/>
+        </w:rPr>
+        <w:t>https://psyarxiv.com/nqkvg</w:t>
+      </w:r>
+    </w:hyperlink>
     <w:r>
       <w:rPr>
         <w:color w:val="808080" w:themeColor="background1" w:themeShade="80"/>
         <w:sz w:val="20"/>
         <w:szCs w:val="20"/>
       </w:rPr>
-      <w:t>PREPRINT LINK</w:t>
+      <w:t xml:space="preserve"> </w:t>
     </w:r>
   </w:p>
   <w:p>
@@ -2438,7 +2442,7 @@
       </w:rPr>
       <w:t xml:space="preserve"> </w:t>
     </w:r>
-    <w:hyperlink r:id="rId1" w:history="1">
+    <w:hyperlink r:id="rId2" w:history="1">
       <w:r>
         <w:rPr>
           <w:rStyle w:val="Hyperlink"/>
